--- a/test/generator/baseline/gen.tex.to.docx.docx
+++ b/test/generator/baseline/gen.tex.to.docx.docx
@@ -5,6 +5,7 @@
     <w:p>
       <w:pPr>
         <w:pStyle w:val="Heading1"/>
+        <w:jc w:val="center"/>
       </w:pPr>
       <w:bookmarkStart w:id="0" w:name="_Toc581531977"/>
       <w:bookmarkStart w:id="1" w:name="demonstration_of_docx_support_in_calibre"/>

--- a/test/generator/baseline/gen.tex.to.docx.docx
+++ b/test/generator/baseline/gen.tex.to.docx.docx
@@ -2979,14 +2979,39 @@
       </w:r>
     </w:p>
     <w:p>
-      <w:hyperlink r:id="rId2">
-        <w:r>
-          <w:rPr>
-            <w:rStyle w:val="Hyperlink"/>
-          </w:rPr>
-          <w:t xml:space="preserve">images/image.jpg</w:t>
-        </w:r>
-      </w:hyperlink>
+      <w:r>
+        <w:drawing>
+          <wp:inline distT="0" distB="0" distL="0" distR="0">
+            <wp:extent cx="5731510" cy="5731510"/>
+            <wp:docPr id="1" name="image1" descr=""/>
+            <a:graphic xmlns:a="http://schemas.openxmlformats.org/drawingml/2006/main">
+              <a:graphicData uri="http://schemas.openxmlformats.org/drawingml/2006/picture">
+                <pic:pic xmlns:pic="http://schemas.openxmlformats.org/drawingml/2006/picture">
+                  <pic:nvPicPr>
+                    <pic:cNvPr id="1" name="image1"/>
+                    <pic:cNvPicPr/>
+                  </pic:nvPicPr>
+                  <pic:blipFill>
+                    <a:blip r:embed="rId2"/>
+                    <a:stretch>
+                      <a:fillRect/>
+                    </a:stretch>
+                  </pic:blipFill>
+                  <pic:spPr>
+                    <a:xfrm>
+                      <a:off x="0" y="0"/>
+                      <a:ext cx="5731510" cy="5731510"/>
+                    </a:xfrm>
+                    <a:prstGeom prst="rect">
+                      <a:avLst/>
+                    </a:prstGeom>
+                  </pic:spPr>
+                </pic:pic>
+              </a:graphicData>
+            </a:graphic>
+          </wp:inline>
+        </w:drawing>
+      </w:r>
     </w:p>
     <w:p>
       <w:r>

--- a/test/generator/baseline/gen.tex.to.docx.docx
+++ b/test/generator/baseline/gen.tex.to.docx.docx
@@ -3607,359 +3607,38 @@
       </w:pPr>
     </w:lvl>
   </w:abstractNum>
-  <w:abstractNum w:abstractNumId="2">
-    <w:multiLevelType w:val="multilevel"/>
-    <w:lvl w:ilvl="0">
-      <w:start w:val="1"/>
-      <w:numFmt w:val="decimal"/>
-      <w:lvlText w:val="%1."/>
-      <w:lvlJc w:val="left"/>
-      <w:pPr>
-        <w:ind w:left="720" w:hanging="360"/>
-      </w:pPr>
-    </w:lvl>
-    <w:lvl w:ilvl="1">
-      <w:start w:val="1"/>
-      <w:numFmt w:val="decimal"/>
-      <w:lvlText w:val="%2."/>
-      <w:lvlJc w:val="left"/>
-      <w:pPr>
-        <w:ind w:left="1440" w:hanging="360"/>
-      </w:pPr>
-    </w:lvl>
-    <w:lvl w:ilvl="2">
-      <w:start w:val="1"/>
-      <w:numFmt w:val="decimal"/>
-      <w:lvlText w:val="%3."/>
-      <w:lvlJc w:val="left"/>
-      <w:pPr>
-        <w:ind w:left="2160" w:hanging="360"/>
-      </w:pPr>
-    </w:lvl>
-    <w:lvl w:ilvl="3">
-      <w:start w:val="1"/>
-      <w:numFmt w:val="decimal"/>
-      <w:lvlText w:val="%4."/>
-      <w:lvlJc w:val="left"/>
-      <w:pPr>
-        <w:ind w:left="2880" w:hanging="360"/>
-      </w:pPr>
-    </w:lvl>
-    <w:lvl w:ilvl="4">
-      <w:start w:val="1"/>
-      <w:numFmt w:val="decimal"/>
-      <w:lvlText w:val="%5."/>
-      <w:lvlJc w:val="left"/>
-      <w:pPr>
-        <w:ind w:left="3600" w:hanging="360"/>
-      </w:pPr>
-    </w:lvl>
-    <w:lvl w:ilvl="5">
-      <w:start w:val="1"/>
-      <w:numFmt w:val="decimal"/>
-      <w:lvlText w:val="%6."/>
-      <w:lvlJc w:val="left"/>
-      <w:pPr>
-        <w:ind w:left="4320" w:hanging="360"/>
-      </w:pPr>
-    </w:lvl>
-    <w:lvl w:ilvl="6">
-      <w:start w:val="1"/>
-      <w:numFmt w:val="decimal"/>
-      <w:lvlText w:val="%7."/>
-      <w:lvlJc w:val="left"/>
-      <w:pPr>
-        <w:ind w:left="5040" w:hanging="360"/>
-      </w:pPr>
-    </w:lvl>
-    <w:lvl w:ilvl="7">
-      <w:start w:val="1"/>
-      <w:numFmt w:val="decimal"/>
-      <w:lvlText w:val="%8."/>
-      <w:lvlJc w:val="left"/>
-      <w:pPr>
-        <w:ind w:left="5760" w:hanging="360"/>
-      </w:pPr>
-    </w:lvl>
-    <w:lvl w:ilvl="8">
-      <w:start w:val="1"/>
-      <w:numFmt w:val="decimal"/>
-      <w:lvlText w:val="%9."/>
-      <w:lvlJc w:val="left"/>
-      <w:pPr>
-        <w:ind w:left="6480" w:hanging="360"/>
-      </w:pPr>
-    </w:lvl>
-  </w:abstractNum>
-  <w:abstractNum w:abstractNumId="3">
-    <w:multiLevelType w:val="multilevel"/>
-    <w:lvl w:ilvl="0">
-      <w:start w:val="1"/>
-      <w:numFmt w:val="bullet"/>
-      <w:lvlText w:val="•"/>
-      <w:lvlJc w:val="left"/>
-      <w:pPr>
-        <w:ind w:left="720" w:hanging="360"/>
-      </w:pPr>
-    </w:lvl>
-    <w:lvl w:ilvl="1">
-      <w:start w:val="1"/>
-      <w:numFmt w:val="bullet"/>
-      <w:lvlText w:val="•"/>
-      <w:lvlJc w:val="left"/>
-      <w:pPr>
-        <w:ind w:left="1440" w:hanging="360"/>
-      </w:pPr>
-    </w:lvl>
-    <w:lvl w:ilvl="2">
-      <w:start w:val="1"/>
-      <w:numFmt w:val="bullet"/>
-      <w:lvlText w:val="•"/>
-      <w:lvlJc w:val="left"/>
-      <w:pPr>
-        <w:ind w:left="2160" w:hanging="360"/>
-      </w:pPr>
-    </w:lvl>
-    <w:lvl w:ilvl="3">
-      <w:start w:val="1"/>
-      <w:numFmt w:val="bullet"/>
-      <w:lvlText w:val="•"/>
-      <w:lvlJc w:val="left"/>
-      <w:pPr>
-        <w:ind w:left="2880" w:hanging="360"/>
-      </w:pPr>
-    </w:lvl>
-    <w:lvl w:ilvl="4">
-      <w:start w:val="1"/>
-      <w:numFmt w:val="bullet"/>
-      <w:lvlText w:val="•"/>
-      <w:lvlJc w:val="left"/>
-      <w:pPr>
-        <w:ind w:left="3600" w:hanging="360"/>
-      </w:pPr>
-    </w:lvl>
-    <w:lvl w:ilvl="5">
-      <w:start w:val="1"/>
-      <w:numFmt w:val="bullet"/>
-      <w:lvlText w:val="•"/>
-      <w:lvlJc w:val="left"/>
-      <w:pPr>
-        <w:ind w:left="4320" w:hanging="360"/>
-      </w:pPr>
-    </w:lvl>
-    <w:lvl w:ilvl="6">
-      <w:start w:val="1"/>
-      <w:numFmt w:val="bullet"/>
-      <w:lvlText w:val="•"/>
-      <w:lvlJc w:val="left"/>
-      <w:pPr>
-        <w:ind w:left="5040" w:hanging="360"/>
-      </w:pPr>
-    </w:lvl>
-    <w:lvl w:ilvl="7">
-      <w:start w:val="1"/>
-      <w:numFmt w:val="bullet"/>
-      <w:lvlText w:val="•"/>
-      <w:lvlJc w:val="left"/>
-      <w:pPr>
-        <w:ind w:left="5760" w:hanging="360"/>
-      </w:pPr>
-    </w:lvl>
-    <w:lvl w:ilvl="8">
-      <w:start w:val="1"/>
-      <w:numFmt w:val="bullet"/>
-      <w:lvlText w:val="•"/>
-      <w:lvlJc w:val="left"/>
-      <w:pPr>
-        <w:ind w:left="6480" w:hanging="360"/>
-      </w:pPr>
-    </w:lvl>
-  </w:abstractNum>
-  <w:abstractNum w:abstractNumId="4">
-    <w:multiLevelType w:val="multilevel"/>
-    <w:lvl w:ilvl="0">
-      <w:start w:val="1"/>
-      <w:numFmt w:val="decimal"/>
-      <w:lvlText w:val="%1."/>
-      <w:lvlJc w:val="left"/>
-      <w:pPr>
-        <w:ind w:left="720" w:hanging="360"/>
-      </w:pPr>
-    </w:lvl>
-    <w:lvl w:ilvl="1">
-      <w:start w:val="1"/>
-      <w:numFmt w:val="decimal"/>
-      <w:lvlText w:val="%2."/>
-      <w:lvlJc w:val="left"/>
-      <w:pPr>
-        <w:ind w:left="1440" w:hanging="360"/>
-      </w:pPr>
-    </w:lvl>
-    <w:lvl w:ilvl="2">
-      <w:start w:val="1"/>
-      <w:numFmt w:val="decimal"/>
-      <w:lvlText w:val="%3."/>
-      <w:lvlJc w:val="left"/>
-      <w:pPr>
-        <w:ind w:left="2160" w:hanging="360"/>
-      </w:pPr>
-    </w:lvl>
-    <w:lvl w:ilvl="3">
-      <w:start w:val="1"/>
-      <w:numFmt w:val="decimal"/>
-      <w:lvlText w:val="%4."/>
-      <w:lvlJc w:val="left"/>
-      <w:pPr>
-        <w:ind w:left="2880" w:hanging="360"/>
-      </w:pPr>
-    </w:lvl>
-    <w:lvl w:ilvl="4">
-      <w:start w:val="1"/>
-      <w:numFmt w:val="decimal"/>
-      <w:lvlText w:val="%5."/>
-      <w:lvlJc w:val="left"/>
-      <w:pPr>
-        <w:ind w:left="3600" w:hanging="360"/>
-      </w:pPr>
-    </w:lvl>
-    <w:lvl w:ilvl="5">
-      <w:start w:val="1"/>
-      <w:numFmt w:val="decimal"/>
-      <w:lvlText w:val="%6."/>
-      <w:lvlJc w:val="left"/>
-      <w:pPr>
-        <w:ind w:left="4320" w:hanging="360"/>
-      </w:pPr>
-    </w:lvl>
-    <w:lvl w:ilvl="6">
-      <w:start w:val="1"/>
-      <w:numFmt w:val="decimal"/>
-      <w:lvlText w:val="%7."/>
-      <w:lvlJc w:val="left"/>
-      <w:pPr>
-        <w:ind w:left="5040" w:hanging="360"/>
-      </w:pPr>
-    </w:lvl>
-    <w:lvl w:ilvl="7">
-      <w:start w:val="1"/>
-      <w:numFmt w:val="decimal"/>
-      <w:lvlText w:val="%8."/>
-      <w:lvlJc w:val="left"/>
-      <w:pPr>
-        <w:ind w:left="5760" w:hanging="360"/>
-      </w:pPr>
-    </w:lvl>
-    <w:lvl w:ilvl="8">
-      <w:start w:val="1"/>
-      <w:numFmt w:val="decimal"/>
-      <w:lvlText w:val="%9."/>
-      <w:lvlJc w:val="left"/>
-      <w:pPr>
-        <w:ind w:left="6480" w:hanging="360"/>
-      </w:pPr>
-    </w:lvl>
-  </w:abstractNum>
-  <w:abstractNum w:abstractNumId="5">
-    <w:multiLevelType w:val="multilevel"/>
-    <w:lvl w:ilvl="0">
-      <w:start w:val="1"/>
-      <w:numFmt w:val="decimal"/>
-      <w:lvlText w:val="%1."/>
-      <w:lvlJc w:val="left"/>
-      <w:pPr>
-        <w:ind w:left="720" w:hanging="360"/>
-      </w:pPr>
-    </w:lvl>
-    <w:lvl w:ilvl="1">
-      <w:start w:val="1"/>
-      <w:numFmt w:val="decimal"/>
-      <w:lvlText w:val="%2."/>
-      <w:lvlJc w:val="left"/>
-      <w:pPr>
-        <w:ind w:left="1440" w:hanging="360"/>
-      </w:pPr>
-    </w:lvl>
-    <w:lvl w:ilvl="2">
-      <w:start w:val="1"/>
-      <w:numFmt w:val="decimal"/>
-      <w:lvlText w:val="%3."/>
-      <w:lvlJc w:val="left"/>
-      <w:pPr>
-        <w:ind w:left="2160" w:hanging="360"/>
-      </w:pPr>
-    </w:lvl>
-    <w:lvl w:ilvl="3">
-      <w:start w:val="1"/>
-      <w:numFmt w:val="decimal"/>
-      <w:lvlText w:val="%4."/>
-      <w:lvlJc w:val="left"/>
-      <w:pPr>
-        <w:ind w:left="2880" w:hanging="360"/>
-      </w:pPr>
-    </w:lvl>
-    <w:lvl w:ilvl="4">
-      <w:start w:val="1"/>
-      <w:numFmt w:val="decimal"/>
-      <w:lvlText w:val="%5."/>
-      <w:lvlJc w:val="left"/>
-      <w:pPr>
-        <w:ind w:left="3600" w:hanging="360"/>
-      </w:pPr>
-    </w:lvl>
-    <w:lvl w:ilvl="5">
-      <w:start w:val="1"/>
-      <w:numFmt w:val="decimal"/>
-      <w:lvlText w:val="%6."/>
-      <w:lvlJc w:val="left"/>
-      <w:pPr>
-        <w:ind w:left="4320" w:hanging="360"/>
-      </w:pPr>
-    </w:lvl>
-    <w:lvl w:ilvl="6">
-      <w:start w:val="1"/>
-      <w:numFmt w:val="decimal"/>
-      <w:lvlText w:val="%7."/>
-      <w:lvlJc w:val="left"/>
-      <w:pPr>
-        <w:ind w:left="5040" w:hanging="360"/>
-      </w:pPr>
-    </w:lvl>
-    <w:lvl w:ilvl="7">
-      <w:start w:val="1"/>
-      <w:numFmt w:val="decimal"/>
-      <w:lvlText w:val="%8."/>
-      <w:lvlJc w:val="left"/>
-      <w:pPr>
-        <w:ind w:left="5760" w:hanging="360"/>
-      </w:pPr>
-    </w:lvl>
-    <w:lvl w:ilvl="8">
-      <w:start w:val="1"/>
-      <w:numFmt w:val="decimal"/>
-      <w:lvlText w:val="%9."/>
-      <w:lvlJc w:val="left"/>
-      <w:pPr>
-        <w:ind w:left="6480" w:hanging="360"/>
-      </w:pPr>
-    </w:lvl>
-  </w:abstractNum>
   <w:num w:numId="1">
     <w:abstractNumId w:val="0"/>
   </w:num>
   <w:num w:numId="2">
     <w:abstractNumId w:val="1"/>
+    <w:lvlOverride w:ilvl="0">
+      <w:startOverride w:val="1"/>
+    </w:lvlOverride>
   </w:num>
   <w:num w:numId="3">
-    <w:abstractNumId w:val="2"/>
+    <w:abstractNumId w:val="1"/>
+    <w:lvlOverride w:ilvl="0">
+      <w:startOverride w:val="1"/>
+    </w:lvlOverride>
+    <w:lvlOverride w:ilvl="1">
+      <w:startOverride w:val="1"/>
+    </w:lvlOverride>
+    <w:lvlOverride w:ilvl="2">
+      <w:startOverride w:val="1"/>
+    </w:lvlOverride>
   </w:num>
   <w:num w:numId="4">
-    <w:abstractNumId w:val="3"/>
+    <w:abstractNumId w:val="0"/>
   </w:num>
   <w:num w:numId="5">
-    <w:abstractNumId w:val="4"/>
+    <w:abstractNumId w:val="1"/>
+    <w:lvlOverride w:ilvl="0">
+      <w:startOverride w:val="1"/>
+    </w:lvlOverride>
   </w:num>
   <w:num w:numId="6">
-    <w:abstractNumId w:val="5"/>
+    <w:abstractNumId w:val="1"/>
     <w:lvlOverride w:ilvl="0">
       <w:startOverride w:val="3"/>
     </w:lvlOverride>
